--- a/reporting/subdocs_templates/table_of_risk_summary_template.docx
+++ b/reporting/subdocs_templates/table_of_risk_summary_template.docx
@@ -404,15 +404,7 @@
                 <w:szCs w:val="20"/>
                 <w:lang w:val="en-US"/>
               </w:rPr>
-              <w:t xml:space="preserve">{{ </w:t>
-            </w:r>
-            <w:r>
-              <w:rPr>
-                <w:sz w:val="20"/>
-                <w:szCs w:val="20"/>
-                <w:lang w:val="en-US"/>
-              </w:rPr>
-              <w:t>table</w:t>
+              <w:t>{{ table</w:t>
             </w:r>
             <w:proofErr w:type="gramEnd"/>
             <w:r>
@@ -423,21 +415,31 @@
               </w:rPr>
               <w:t>[</w:t>
             </w:r>
-            <w:r>
-              <w:rPr>
-                <w:sz w:val="20"/>
-                <w:szCs w:val="20"/>
-                <w:lang w:val="en-US"/>
-              </w:rPr>
-              <w:t>year</w:t>
-            </w:r>
-            <w:r>
-              <w:rPr>
-                <w:sz w:val="20"/>
-                <w:szCs w:val="20"/>
-                <w:lang w:val="en-US"/>
-              </w:rPr>
-              <w:t>][</w:t>
+            <w:proofErr w:type="spellStart"/>
+            <w:r>
+              <w:rPr>
+                <w:sz w:val="20"/>
+                <w:szCs w:val="20"/>
+                <w:lang w:val="en-US"/>
+              </w:rPr>
+              <w:t>year|string</w:t>
+            </w:r>
+            <w:proofErr w:type="spellEnd"/>
+            <w:r>
+              <w:rPr>
+                <w:sz w:val="20"/>
+                <w:szCs w:val="20"/>
+                <w:lang w:val="en-US"/>
+              </w:rPr>
+              <w:t>]</w:t>
+            </w:r>
+            <w:r>
+              <w:rPr>
+                <w:sz w:val="20"/>
+                <w:szCs w:val="20"/>
+                <w:lang w:val="en-US"/>
+              </w:rPr>
+              <w:t>[</w:t>
             </w:r>
             <w:r>
               <w:rPr>
@@ -743,7 +745,33 @@
                 <w:szCs w:val="20"/>
                 <w:lang w:val="en-US"/>
               </w:rPr>
-              <w:t>[year][</w:t>
+              <w:t>[</w:t>
+            </w:r>
+            <w:proofErr w:type="spellStart"/>
+            <w:r>
+              <w:rPr>
+                <w:sz w:val="20"/>
+                <w:szCs w:val="20"/>
+                <w:lang w:val="en-US"/>
+              </w:rPr>
+              <w:t>year|string</w:t>
+            </w:r>
+            <w:proofErr w:type="spellEnd"/>
+            <w:r>
+              <w:rPr>
+                <w:sz w:val="20"/>
+                <w:szCs w:val="20"/>
+                <w:lang w:val="en-US"/>
+              </w:rPr>
+              <w:t>]</w:t>
+            </w:r>
+            <w:r>
+              <w:rPr>
+                <w:sz w:val="20"/>
+                <w:szCs w:val="20"/>
+                <w:lang w:val="en-US"/>
+              </w:rPr>
+              <w:t>[</w:t>
             </w:r>
             <w:r>
               <w:rPr>
@@ -1043,7 +1071,33 @@
                 <w:szCs w:val="20"/>
                 <w:lang w:val="en-US"/>
               </w:rPr>
-              <w:t>[year][</w:t>
+              <w:t>[</w:t>
+            </w:r>
+            <w:proofErr w:type="spellStart"/>
+            <w:r>
+              <w:rPr>
+                <w:sz w:val="20"/>
+                <w:szCs w:val="20"/>
+                <w:lang w:val="en-US"/>
+              </w:rPr>
+              <w:t>year|string</w:t>
+            </w:r>
+            <w:proofErr w:type="spellEnd"/>
+            <w:r>
+              <w:rPr>
+                <w:sz w:val="20"/>
+                <w:szCs w:val="20"/>
+                <w:lang w:val="en-US"/>
+              </w:rPr>
+              <w:t>]</w:t>
+            </w:r>
+            <w:r>
+              <w:rPr>
+                <w:sz w:val="20"/>
+                <w:szCs w:val="20"/>
+                <w:lang w:val="en-US"/>
+              </w:rPr>
+              <w:t>[</w:t>
             </w:r>
             <w:r>
               <w:rPr>
@@ -1344,7 +1398,33 @@
                 <w:szCs w:val="20"/>
                 <w:lang w:val="en-US"/>
               </w:rPr>
-              <w:t>[year][</w:t>
+              <w:t>[</w:t>
+            </w:r>
+            <w:proofErr w:type="spellStart"/>
+            <w:r>
+              <w:rPr>
+                <w:sz w:val="20"/>
+                <w:szCs w:val="20"/>
+                <w:lang w:val="en-US"/>
+              </w:rPr>
+              <w:t>year|string</w:t>
+            </w:r>
+            <w:proofErr w:type="spellEnd"/>
+            <w:r>
+              <w:rPr>
+                <w:sz w:val="20"/>
+                <w:szCs w:val="20"/>
+                <w:lang w:val="en-US"/>
+              </w:rPr>
+              <w:t>]</w:t>
+            </w:r>
+            <w:r>
+              <w:rPr>
+                <w:sz w:val="20"/>
+                <w:szCs w:val="20"/>
+                <w:lang w:val="en-US"/>
+              </w:rPr>
+              <w:t>[</w:t>
             </w:r>
             <w:r>
               <w:rPr>
@@ -1654,7 +1734,33 @@
                 <w:szCs w:val="20"/>
                 <w:lang w:val="en-US"/>
               </w:rPr>
-              <w:t>[year][</w:t>
+              <w:t>[</w:t>
+            </w:r>
+            <w:proofErr w:type="spellStart"/>
+            <w:r>
+              <w:rPr>
+                <w:sz w:val="20"/>
+                <w:szCs w:val="20"/>
+                <w:lang w:val="en-US"/>
+              </w:rPr>
+              <w:t>year|string</w:t>
+            </w:r>
+            <w:proofErr w:type="spellEnd"/>
+            <w:r>
+              <w:rPr>
+                <w:sz w:val="20"/>
+                <w:szCs w:val="20"/>
+                <w:lang w:val="en-US"/>
+              </w:rPr>
+              <w:t>]</w:t>
+            </w:r>
+            <w:r>
+              <w:rPr>
+                <w:sz w:val="20"/>
+                <w:szCs w:val="20"/>
+                <w:lang w:val="en-US"/>
+              </w:rPr>
+              <w:t>[</w:t>
             </w:r>
             <w:r>
               <w:rPr>
@@ -1955,7 +2061,33 @@
                 <w:szCs w:val="20"/>
                 <w:lang w:val="en-US"/>
               </w:rPr>
-              <w:t>[year][</w:t>
+              <w:t>[</w:t>
+            </w:r>
+            <w:proofErr w:type="spellStart"/>
+            <w:r>
+              <w:rPr>
+                <w:sz w:val="20"/>
+                <w:szCs w:val="20"/>
+                <w:lang w:val="en-US"/>
+              </w:rPr>
+              <w:t>year|string</w:t>
+            </w:r>
+            <w:proofErr w:type="spellEnd"/>
+            <w:r>
+              <w:rPr>
+                <w:sz w:val="20"/>
+                <w:szCs w:val="20"/>
+                <w:lang w:val="en-US"/>
+              </w:rPr>
+              <w:t>]</w:t>
+            </w:r>
+            <w:r>
+              <w:rPr>
+                <w:sz w:val="20"/>
+                <w:szCs w:val="20"/>
+                <w:lang w:val="en-US"/>
+              </w:rPr>
+              <w:t>[</w:t>
             </w:r>
             <w:r>
               <w:rPr>
@@ -2256,7 +2388,33 @@
                 <w:szCs w:val="20"/>
                 <w:lang w:val="en-US"/>
               </w:rPr>
-              <w:t>[year][</w:t>
+              <w:t>[</w:t>
+            </w:r>
+            <w:proofErr w:type="spellStart"/>
+            <w:r>
+              <w:rPr>
+                <w:sz w:val="20"/>
+                <w:szCs w:val="20"/>
+                <w:lang w:val="en-US"/>
+              </w:rPr>
+              <w:t>year|string</w:t>
+            </w:r>
+            <w:proofErr w:type="spellEnd"/>
+            <w:r>
+              <w:rPr>
+                <w:sz w:val="20"/>
+                <w:szCs w:val="20"/>
+                <w:lang w:val="en-US"/>
+              </w:rPr>
+              <w:t>]</w:t>
+            </w:r>
+            <w:r>
+              <w:rPr>
+                <w:sz w:val="20"/>
+                <w:szCs w:val="20"/>
+                <w:lang w:val="en-US"/>
+              </w:rPr>
+              <w:t>[</w:t>
             </w:r>
             <w:r>
               <w:rPr>
@@ -2557,7 +2715,33 @@
                 <w:szCs w:val="20"/>
                 <w:lang w:val="en-US"/>
               </w:rPr>
-              <w:t>[year][</w:t>
+              <w:t>[</w:t>
+            </w:r>
+            <w:proofErr w:type="spellStart"/>
+            <w:r>
+              <w:rPr>
+                <w:sz w:val="20"/>
+                <w:szCs w:val="20"/>
+                <w:lang w:val="en-US"/>
+              </w:rPr>
+              <w:t>year|string</w:t>
+            </w:r>
+            <w:proofErr w:type="spellEnd"/>
+            <w:r>
+              <w:rPr>
+                <w:sz w:val="20"/>
+                <w:szCs w:val="20"/>
+                <w:lang w:val="en-US"/>
+              </w:rPr>
+              <w:t>]</w:t>
+            </w:r>
+            <w:r>
+              <w:rPr>
+                <w:sz w:val="20"/>
+                <w:szCs w:val="20"/>
+                <w:lang w:val="en-US"/>
+              </w:rPr>
+              <w:t>[</w:t>
             </w:r>
             <w:r>
               <w:rPr>
@@ -2858,7 +3042,33 @@
                 <w:szCs w:val="20"/>
                 <w:lang w:val="en-US"/>
               </w:rPr>
-              <w:t>[year][</w:t>
+              <w:t>[</w:t>
+            </w:r>
+            <w:proofErr w:type="spellStart"/>
+            <w:r>
+              <w:rPr>
+                <w:sz w:val="20"/>
+                <w:szCs w:val="20"/>
+                <w:lang w:val="en-US"/>
+              </w:rPr>
+              <w:t>year|string</w:t>
+            </w:r>
+            <w:proofErr w:type="spellEnd"/>
+            <w:r>
+              <w:rPr>
+                <w:sz w:val="20"/>
+                <w:szCs w:val="20"/>
+                <w:lang w:val="en-US"/>
+              </w:rPr>
+              <w:t>]</w:t>
+            </w:r>
+            <w:r>
+              <w:rPr>
+                <w:sz w:val="20"/>
+                <w:szCs w:val="20"/>
+                <w:lang w:val="en-US"/>
+              </w:rPr>
+              <w:t>[</w:t>
             </w:r>
             <w:r>
               <w:rPr>
@@ -3159,7 +3369,33 @@
                 <w:szCs w:val="20"/>
                 <w:lang w:val="en-US"/>
               </w:rPr>
-              <w:t>[year][</w:t>
+              <w:t>[</w:t>
+            </w:r>
+            <w:proofErr w:type="spellStart"/>
+            <w:r>
+              <w:rPr>
+                <w:sz w:val="20"/>
+                <w:szCs w:val="20"/>
+                <w:lang w:val="en-US"/>
+              </w:rPr>
+              <w:t>year|string</w:t>
+            </w:r>
+            <w:proofErr w:type="spellEnd"/>
+            <w:r>
+              <w:rPr>
+                <w:sz w:val="20"/>
+                <w:szCs w:val="20"/>
+                <w:lang w:val="en-US"/>
+              </w:rPr>
+              <w:t>]</w:t>
+            </w:r>
+            <w:r>
+              <w:rPr>
+                <w:sz w:val="20"/>
+                <w:szCs w:val="20"/>
+                <w:lang w:val="en-US"/>
+              </w:rPr>
+              <w:t>[</w:t>
             </w:r>
             <w:r>
               <w:rPr>
